--- a/public/gallery/examples/marketing-manager/de/resume.docx
+++ b/public/gallery/examples/marketing-manager/de/resume.docx
@@ -66,7 +66,7 @@
         </w:rPr>
         <w:t xml:space="preserve">📧 </w:t>
       </w:r>
-      <w:hyperlink w:history="1" r:id="rIdxni9dy4w3lf0pjbguy1ct">
+      <w:hyperlink w:history="1" r:id="rIdhi93wx6ehpsro6lot9im-">
         <w:r>
           <w:rPr>
             <w:sz w:val="18"/>
@@ -89,7 +89,7 @@
         </w:rPr>
         <w:t xml:space="preserve">🔗 </w:t>
       </w:r>
-      <w:hyperlink w:history="1" r:id="rIdhhbtpizvd89j3kchk4oh5">
+      <w:hyperlink w:history="1" r:id="rId-pdjudzjojxl8_pwd9bno">
         <w:r>
           <w:rPr>
             <w:sz w:val="18"/>
@@ -124,7 +124,7 @@
         <w:spacing w:after="200" w:line="276"/>
         <w:jc w:val="center"/>
       </w:pPr>
-      <w:hyperlink w:history="1" r:id="rId01v5modyqcfedn-czi0cy">
+      <w:hyperlink w:history="1" r:id="rIdgstyya6txmqogaxccnotf">
         <w:r>
           <w:rPr>
             <w:sz w:val="18"/>
@@ -140,7 +140,7 @@
         </w:rPr>
         <w:t xml:space="preserve"> • </w:t>
       </w:r>
-      <w:hyperlink w:history="1" r:id="rIdoebi74qjfyfwwopydeyt8">
+      <w:hyperlink w:history="1" r:id="rIdb4mksarpmw7ajwhenwyde">
         <w:r>
           <w:rPr>
             <w:sz w:val="18"/>
@@ -299,7 +299,7 @@
         </w:rPr>
         <w:t xml:space="preserve">	</w:t>
       </w:r>
-      <w:hyperlink w:history="1" r:id="rIdmbnfhkyki8xjvrcmbc4r_">
+      <w:hyperlink w:history="1" r:id="rIde8mkfnduna1o3jd_tyrnu">
         <w:r>
           <w:rPr>
             <w:sz w:val="18"/>
@@ -462,7 +462,7 @@
         </w:rPr>
         <w:t xml:space="preserve">	</w:t>
       </w:r>
-      <w:hyperlink w:history="1" r:id="rIdmconkj_dw7xpjxvyltkww">
+      <w:hyperlink w:history="1" r:id="rId5h04cjtcn_uey1v73pgxb">
         <w:r>
           <w:rPr>
             <w:sz w:val="18"/>
@@ -644,7 +644,7 @@
         </w:rPr>
         <w:t xml:space="preserve">	</w:t>
       </w:r>
-      <w:hyperlink w:history="1" r:id="rIdf5-mmafjusnwc9ssrhsk8">
+      <w:hyperlink w:history="1" r:id="rIdpuldxtkahfqq0x2q81b44">
         <w:r>
           <w:rPr>
             <w:sz w:val="18"/>
@@ -807,7 +807,7 @@
         </w:rPr>
         <w:t xml:space="preserve">	</w:t>
       </w:r>
-      <w:hyperlink w:history="1" r:id="rIdo3snc4bgkptfs1zzmshp6">
+      <w:hyperlink w:history="1" r:id="rIdjykjgqaex5pvnaza4rpy0">
         <w:r>
           <w:rPr>
             <w:sz w:val="18"/>
@@ -1315,7 +1315,7 @@
         </w:rPr>
         <w:t xml:space="preserve">	</w:t>
       </w:r>
-      <w:hyperlink w:history="1" r:id="rIdhxr_dfojovxakiclb-9ba">
+      <w:hyperlink w:history="1" r:id="rIdbbnqlm399aw6m4cootb18">
         <w:r>
           <w:rPr>
             <w:sz w:val="18"/>
@@ -1381,7 +1381,7 @@
         </w:rPr>
         <w:t xml:space="preserve">	</w:t>
       </w:r>
-      <w:hyperlink w:history="1" r:id="rIdsw3lxn3nfnw9eaieyhswm">
+      <w:hyperlink w:history="1" r:id="rIdircvv3i9c2ynvdccj-xxp">
         <w:r>
           <w:rPr>
             <w:sz w:val="18"/>
@@ -1466,7 +1466,7 @@
         </w:rPr>
         <w:t xml:space="preserve">	</w:t>
       </w:r>
-      <w:hyperlink w:history="1" r:id="rIdzcff6tszcieozv6zwbbjq">
+      <w:hyperlink w:history="1" r:id="rIdkyvf-lmp73ofadqaf0ky8">
         <w:r>
           <w:rPr>
             <w:sz w:val="18"/>
@@ -1544,7 +1544,7 @@
         </w:rPr>
         <w:t xml:space="preserve">	</w:t>
       </w:r>
-      <w:hyperlink w:history="1" r:id="rIdmgdqmowytfjapd3p9fctr">
+      <w:hyperlink w:history="1" r:id="rIdekmsyvqe32ffoou36v1wz">
         <w:r>
           <w:rPr>
             <w:sz w:val="18"/>
@@ -1641,7 +1641,7 @@
         </w:rPr>
         <w:t xml:space="preserve">	</w:t>
       </w:r>
-      <w:hyperlink w:history="1" r:id="rIdbvstsyldj026zarmduqze">
+      <w:hyperlink w:history="1" r:id="rId2r5_a47autyi_vvxbiaw2">
         <w:r>
           <w:rPr>
             <w:sz w:val="18"/>
@@ -1785,7 +1785,7 @@
         </w:rPr>
         <w:t xml:space="preserve">	</w:t>
       </w:r>
-      <w:hyperlink w:history="1" r:id="rIdkayqynhckx3zbfr0qvddy">
+      <w:hyperlink w:history="1" r:id="rId0vgbuzjorlrp0pha2xboa">
         <w:r>
           <w:rPr>
             <w:sz w:val="18"/>
@@ -2009,7 +2009,7 @@
         </w:rPr>
         <w:t xml:space="preserve">	</w:t>
       </w:r>
-      <w:hyperlink w:history="1" r:id="rIdv3s-hdqjxnbvon-ih3pdt">
+      <w:hyperlink w:history="1" r:id="rIdqkpdmqdjsyaousaaqp_5z">
         <w:r>
           <w:rPr>
             <w:sz w:val="18"/>
